--- a/zht/docx/64.content.docx
+++ b/zht/docx/64.content.docx
@@ -28,22 +28,6 @@
       </w:r>
     </w:p>
     <w:p>
-      <w:pPr>
-        <w:pStyle w:val="Heading2"/>
-      </w:pPr>
-      <w:r>
-        <w:rPr>
-          <w:lang w:val="zh_TW" w:bidi="zh_TW"/>
-        </w:rPr>
-        <w:t>License Information</w:t>
-      </w:r>
-      <w:r>
-        <w:rPr>
-          <w:lang w:val="zh_TW" w:bidi="zh_TW"/>
-        </w:rPr>
-      </w:r>
-    </w:p>
-    <w:p>
       <w:pPr/>
       <w:r>
         <w:rPr>
@@ -55,19 +39,21 @@
           <w:b/>
           <w:lang w:val="zh_TW" w:bidi="zh_TW"/>
         </w:rPr>
-        <w:t>研讀筆記 (Tyndale)</w:t>
-      </w:r>
-      <w:r>
-        <w:rPr>
-          <w:lang w:val="zh_TW" w:bidi="zh_TW"/>
-        </w:rPr>
-        <w:t xml:space="preserve"> (Chinese (Traditional)) is based on</w:t>
-      </w:r>
-      <w:r>
-        <w:rPr>
-          <w:lang w:val="zh_TW" w:bidi="zh_TW"/>
-        </w:rPr>
-        <w:t xml:space="preserve">: </w:t>
+        <w:t>Aquifer Open Study Notes</w:t>
+      </w:r>
+    </w:p>
+    <w:p>
+      <w:pPr/>
+      <w:r>
+        <w:rPr>
+          <w:lang w:val="zh_TW" w:bidi="zh_TW"/>
+        </w:rPr>
+      </w:r>
+      <w:r>
+        <w:rPr>
+          <w:lang w:val="zh_TW" w:bidi="zh_TW"/>
+        </w:rPr>
+        <w:t xml:space="preserve">This work is an adaptation of </w:t>
       </w:r>
       <w:r>
         <w:rPr>
@@ -79,48 +65,19 @@
         <w:rPr>
           <w:lang w:val="zh_TW" w:bidi="zh_TW"/>
         </w:rPr>
-        <w:t xml:space="preserve">, </w:t>
-      </w:r>
-      <w:hyperlink r:id="rId13">
-        <w:r>
-          <w:rPr>
-            <w:lang w:val="zh_TW" w:bidi="zh_TW"/>
-          </w:rPr>
-          <w:rPr>
-            <w:color w:val="0000EE"/>
-            <w:u w:val="single"/>
-          </w:rPr>
-          <w:t>Tyndale House Publishers</w:t>
-        </w:r>
-      </w:hyperlink>
-      <w:r>
-        <w:rPr>
-          <w:lang w:val="zh_TW" w:bidi="zh_TW"/>
-        </w:rPr>
-        <w:t xml:space="preserve">, 2019, which is licensed under a </w:t>
-      </w:r>
-      <w:hyperlink r:id="rId14">
-        <w:r>
-          <w:rPr>
-            <w:lang w:val="zh_TW" w:bidi="zh_TW"/>
-          </w:rPr>
-          <w:rPr>
-            <w:color w:val="0000EE"/>
-            <w:u w:val="single"/>
-          </w:rPr>
-          <w:t>CC BY-SA 4.0 license</w:t>
-        </w:r>
-      </w:hyperlink>
-      <w:r>
-        <w:rPr>
-          <w:lang w:val="zh_TW" w:bidi="zh_TW"/>
-        </w:rPr>
-        <w:t>.</w:t>
-      </w:r>
-      <w:r>
-        <w:rPr>
-          <w:lang w:val="zh_TW" w:bidi="zh_TW"/>
-        </w:rPr>
+        <w:t xml:space="preserve"> © 2023 Tyndale House Publishers, licensed under the CC BY-SA 4.0 license. The adaptation, </w:t>
+      </w:r>
+      <w:r>
+        <w:rPr>
+          <w:lang w:val="zh_TW" w:bidi="zh_TW"/>
+        </w:rPr>
+        <w:t>Aquifer Open Study Notes</w:t>
+      </w:r>
+      <w:r>
+        <w:rPr>
+          <w:lang w:val="zh_TW" w:bidi="zh_TW"/>
+        </w:rPr>
+        <w:t>, was created by Mission Mutual and is also licensed under CC BY-SA 4.0.</w:t>
       </w:r>
     </w:p>
     <w:p>
@@ -134,7 +91,7 @@
         <w:rPr>
           <w:lang w:val="zh_TW" w:bidi="zh_TW"/>
         </w:rPr>
-        <w:t>This PDF version is provided under the same license.</w:t>
+        <w:t>This resource has been adapted into multiple languages, including English, Tok Pisin, Arabic (عربي), French (Français), Hindi (हिंदी), Indonesian (Bahasa Indonesia), Portuguese (Português), Russian (Русский), Spanish (Español), Swahili (Kiswahili), and Simplified Chinese (简体中文).</w:t>
       </w:r>
       <w:r>
         <w:rPr>
@@ -343,7 +300,7 @@
         </w:rPr>
         <w:t>新約中有幾個名叫該猶的人（見</w:t>
       </w:r>
-      <w:hyperlink r:id="rId15">
+      <w:hyperlink r:id="rId13">
         <w:r>
           <w:rPr>
             <w:lang w:val="zh_TW" w:bidi="zh_TW"/>
@@ -361,7 +318,7 @@
         </w:rPr>
         <w:t>，</w:t>
       </w:r>
-      <w:hyperlink r:id="rId16">
+      <w:hyperlink r:id="rId14">
         <w:r>
           <w:rPr>
             <w:lang w:val="zh_TW" w:bidi="zh_TW"/>
@@ -373,7 +330,7 @@
           <w:t>20:4；</w:t>
         </w:r>
       </w:hyperlink>
-      <w:hyperlink r:id="rId17">
+      <w:hyperlink r:id="rId15">
         <w:r>
           <w:rPr>
             <w:lang w:val="zh_TW" w:bidi="zh_TW"/>
@@ -385,7 +342,7 @@
           <w:t>羅16:23；</w:t>
         </w:r>
       </w:hyperlink>
-      <w:hyperlink r:id="rId18">
+      <w:hyperlink r:id="rId16">
         <w:r>
           <w:rPr>
             <w:lang w:val="zh_TW" w:bidi="zh_TW"/>
@@ -516,7 +473,7 @@
         </w:rPr>
         <w:t>弟兄（有些譯本譯為「旅行教師（the traveling teachers）」）可能是約翰差派的使者，他們從一間教會到另一間教會，傳講福音並鼓勵信徒（見</w:t>
       </w:r>
-      <w:hyperlink r:id="rId19">
+      <w:hyperlink r:id="rId17">
         <w:r>
           <w:rPr>
             <w:lang w:val="zh_TW" w:bidi="zh_TW"/>
@@ -534,7 +491,7 @@
         </w:rPr>
         <w:t>、</w:t>
       </w:r>
-      <w:hyperlink r:id="rId20">
+      <w:hyperlink r:id="rId18">
         <w:r>
           <w:rPr>
             <w:lang w:val="zh_TW" w:bidi="zh_TW"/>
@@ -570,7 +527,7 @@
         </w:rPr>
         <w:t>你按真理而行：該猶忠於使徒所傳講的耶穌基督的福音。假教師否認耶穌基督道成肉身並為贖罪而犧牲的事實（參</w:t>
       </w:r>
-      <w:hyperlink r:id="rId21">
+      <w:hyperlink r:id="rId19">
         <w:r>
           <w:rPr>
             <w:lang w:val="zh_TW" w:bidi="zh_TW"/>
@@ -642,7 +599,7 @@
         </w:rPr>
         <w:t>（見</w:t>
       </w:r>
-      <w:hyperlink r:id="rId22">
+      <w:hyperlink r:id="rId20">
         <w:r>
           <w:rPr>
             <w:lang w:val="zh_TW" w:bidi="zh_TW"/>
@@ -660,7 +617,7 @@
         </w:rPr>
         <w:t>），約翰（在這裡）強調的是認識真理並按真理而行，這與丟特腓及其追隨者形成了對比（</w:t>
       </w:r>
-      <w:hyperlink r:id="rId23">
+      <w:hyperlink r:id="rId21">
         <w:r>
           <w:rPr>
             <w:lang w:val="zh_TW" w:bidi="zh_TW"/>
@@ -739,7 +696,7 @@
         </w:rPr>
         <w:t>更符合原希臘文字面意思）從一間教會到另一間教會，在使徒所傳講的基督教導上堅固眾人，該猶接待了（</w:t>
       </w:r>
-      <w:hyperlink r:id="rId24">
+      <w:hyperlink r:id="rId22">
         <w:r>
           <w:rPr>
             <w:lang w:val="zh_TW" w:bidi="zh_TW"/>
@@ -805,7 +762,7 @@
         </w:rPr>
         <w:t>約翰現在鼓勵該猶繼續支持自己所差派的旅行教師（</w:t>
       </w:r>
-      <w:hyperlink r:id="rId25">
+      <w:hyperlink r:id="rId23">
         <w:r>
           <w:rPr>
             <w:lang w:val="zh_TW" w:bidi="zh_TW"/>
@@ -871,6 +828,30 @@
         </w:rPr>
         <w:t>這裡所說的教會很可能位於以弗所，約翰當時可能就住在以弗所。以弗所是亞細亞省的重要港口城市，是羅馬帝國的第四大城市。它成為基督徒社群的重要城市（</w:t>
       </w:r>
+      <w:hyperlink r:id="rId24">
+        <w:r>
+          <w:rPr>
+            <w:lang w:val="zh_TW" w:bidi="zh_TW"/>
+          </w:rPr>
+          <w:rPr>
+            <w:color w:val="0000EE"/>
+            <w:u w:val="single"/>
+          </w:rPr>
+          <w:t>徒18:19–19:41；</w:t>
+        </w:r>
+      </w:hyperlink>
+      <w:hyperlink r:id="rId25">
+        <w:r>
+          <w:rPr>
+            <w:lang w:val="zh_TW" w:bidi="zh_TW"/>
+          </w:rPr>
+          <w:rPr>
+            <w:color w:val="0000EE"/>
+            <w:u w:val="single"/>
+          </w:rPr>
+          <w:t>提前1:3；</w:t>
+        </w:r>
+      </w:hyperlink>
       <w:hyperlink r:id="rId26">
         <w:r>
           <w:rPr>
@@ -880,7 +861,7 @@
             <w:color w:val="0000EE"/>
             <w:u w:val="single"/>
           </w:rPr>
-          <w:t>徒18:19–19:41；</w:t>
+          <w:t>彼前1:1；</w:t>
         </w:r>
       </w:hyperlink>
       <w:hyperlink r:id="rId27">
@@ -892,30 +873,6 @@
             <w:color w:val="0000EE"/>
             <w:u w:val="single"/>
           </w:rPr>
-          <w:t>提前1:3；</w:t>
-        </w:r>
-      </w:hyperlink>
-      <w:hyperlink r:id="rId28">
-        <w:r>
-          <w:rPr>
-            <w:lang w:val="zh_TW" w:bidi="zh_TW"/>
-          </w:rPr>
-          <w:rPr>
-            <w:color w:val="0000EE"/>
-            <w:u w:val="single"/>
-          </w:rPr>
-          <w:t>彼前1:1；</w:t>
-        </w:r>
-      </w:hyperlink>
-      <w:hyperlink r:id="rId29">
-        <w:r>
-          <w:rPr>
-            <w:lang w:val="zh_TW" w:bidi="zh_TW"/>
-          </w:rPr>
-          <w:rPr>
-            <w:color w:val="0000EE"/>
-            <w:u w:val="single"/>
-          </w:rPr>
           <w:t>啟2:1–7</w:t>
         </w:r>
       </w:hyperlink>
@@ -990,7 +947,7 @@
         </w:rPr>
         <w:t>代表了耶穌基督（見</w:t>
       </w:r>
-      <w:hyperlink r:id="rId30">
+      <w:hyperlink r:id="rId28">
         <w:r>
           <w:rPr>
             <w:lang w:val="zh_TW" w:bidi="zh_TW"/>
@@ -1039,7 +996,7 @@
         </w:rPr>
         <w:t>而是完全依靠教會的支持。為獲得認可的旅行教師提供支持的基督徒，就在這些教師教導真理的事工上成為他們的同工（見</w:t>
       </w:r>
-      <w:hyperlink r:id="rId31">
+      <w:hyperlink r:id="rId29">
         <w:r>
           <w:rPr>
             <w:lang w:val="zh_TW" w:bidi="zh_TW"/>
@@ -1057,7 +1014,7 @@
         </w:rPr>
         <w:t>；</w:t>
       </w:r>
-      <w:hyperlink r:id="rId32">
+      <w:hyperlink r:id="rId30">
         <w:r>
           <w:rPr>
             <w:lang w:val="zh_TW" w:bidi="zh_TW"/>
@@ -1145,7 +1102,7 @@
         </w:rPr>
         <w:t>丟特腓驕傲自大（參</w:t>
       </w:r>
-      <w:hyperlink r:id="rId33">
+      <w:hyperlink r:id="rId31">
         <w:r>
           <w:rPr>
             <w:lang w:val="zh_TW" w:bidi="zh_TW"/>
@@ -1181,7 +1138,7 @@
         </w:rPr>
         <w:t>拒絕與我們有任何關係（和合本譯為「不接待我們」）：約翰在《約翰一書》中處理的一個重要問題就是這樣的異議（見，例如，</w:t>
       </w:r>
-      <w:hyperlink r:id="rId34">
+      <w:hyperlink r:id="rId32">
         <w:r>
           <w:rPr>
             <w:lang w:val="zh_TW" w:bidi="zh_TW"/>
@@ -1193,7 +1150,7 @@
           <w:t>約壹2:19，</w:t>
         </w:r>
       </w:hyperlink>
-      <w:hyperlink r:id="rId35">
+      <w:hyperlink r:id="rId33">
         <w:r>
           <w:rPr>
             <w:lang w:val="zh_TW" w:bidi="zh_TW"/>
@@ -1307,7 +1264,7 @@
         </w:rPr>
         <w:t>行惡的：丟特腓未能遵循基督徒彼此相愛的原則，因而受到了譴責（</w:t>
       </w:r>
-      <w:hyperlink r:id="rId36">
+      <w:hyperlink r:id="rId34">
         <w:r>
           <w:rPr>
             <w:lang w:val="zh_TW" w:bidi="zh_TW"/>
@@ -1377,7 +1334,7 @@
         </w:rPr>
         <w:t>底米丟與丟特腓截然不同，他是一個認識真理並按真理而行的典範（</w:t>
       </w:r>
-      <w:hyperlink r:id="rId25">
+      <w:hyperlink r:id="rId23">
         <w:r>
           <w:rPr>
             <w:lang w:val="zh_TW" w:bidi="zh_TW"/>
@@ -1395,7 +1352,7 @@
         </w:rPr>
         <w:t>）。底米丟的名字出現在信的末尾，這暗示他就是把約翰的信帶給該猶之人（參</w:t>
       </w:r>
-      <w:hyperlink r:id="rId37">
+      <w:hyperlink r:id="rId35">
         <w:r>
           <w:rPr>
             <w:lang w:val="zh_TW" w:bidi="zh_TW"/>
@@ -1407,7 +1364,7 @@
           <w:t>西4:7–9；</w:t>
         </w:r>
       </w:hyperlink>
-      <w:hyperlink r:id="rId38">
+      <w:hyperlink r:id="rId36">
         <w:r>
           <w:rPr>
             <w:lang w:val="zh_TW" w:bidi="zh_TW"/>
@@ -1504,7 +1461,7 @@
         </w:rPr>
         <w:t>）：在古代，書寫通常用的是由蘆葦製成的筆和黑色碳墨（另見</w:t>
       </w:r>
-      <w:hyperlink r:id="rId39">
+      <w:hyperlink r:id="rId37">
         <w:r>
           <w:rPr>
             <w:lang w:val="zh_TW" w:bidi="zh_TW"/>
@@ -1631,7 +1588,7 @@
         </w:rPr>
         <w:t xml:space="preserve"> 另見</w:t>
       </w:r>
-      <w:hyperlink r:id="rId39">
+      <w:hyperlink r:id="rId37">
         <w:r>
           <w:rPr>
             <w:lang w:val="zh_TW" w:bidi="zh_TW"/>
@@ -1719,7 +1676,7 @@
         </w:rPr>
         <w:t>問你平安：這是猶太人之間的傳統問候（</w:t>
       </w:r>
-      <w:hyperlink r:id="rId40">
+      <w:hyperlink r:id="rId38">
         <w:r>
           <w:rPr>
             <w:lang w:val="zh_TW" w:bidi="zh_TW"/>
@@ -1737,7 +1694,7 @@
         </w:rPr>
         <w:t>；</w:t>
       </w:r>
-      <w:hyperlink r:id="rId41">
+      <w:hyperlink r:id="rId39">
         <w:r>
           <w:rPr>
             <w:lang w:val="zh_TW" w:bidi="zh_TW"/>
@@ -1755,7 +1712,7 @@
         </w:rPr>
         <w:t>），對基督徒來說它具有更深刻的含義，因為耶穌在復活後說了這句話（</w:t>
       </w:r>
-      <w:hyperlink r:id="rId42">
+      <w:hyperlink r:id="rId40">
         <w:r>
           <w:rPr>
             <w:lang w:val="zh_TW" w:bidi="zh_TW"/>
@@ -1773,7 +1730,7 @@
         </w:rPr>
         <w:t>、</w:t>
       </w:r>
-      <w:hyperlink r:id="rId43">
+      <w:hyperlink r:id="rId41">
         <w:r>
           <w:rPr>
             <w:lang w:val="zh_TW" w:bidi="zh_TW"/>
@@ -1809,7 +1766,7 @@
         </w:rPr>
         <w:t>請你替我按著姓名問眾位朋友安：該猶要問候眾位朋友——也就是那些接受使徒所講的福音並按真理而活之人（參</w:t>
       </w:r>
-      <w:hyperlink r:id="rId44">
+      <w:hyperlink r:id="rId42">
         <w:r>
           <w:rPr>
             <w:lang w:val="zh_TW" w:bidi="zh_TW"/>

--- a/zht/docx/64.content.docx
+++ b/zht/docx/64.content.docx
@@ -163,13 +163,6 @@
         <w:rPr>
           <w:lang w:val="zh_TW" w:bidi="zh_TW"/>
         </w:rPr>
-      </w:r>
-      <w:r>
-        <w:rPr>
-          <w:i/>
-          <w:lang w:val="zh_TW" w:bidi="zh_TW"/>
-        </w:rPr>
-        <w:t>約翰三書1:1, 約翰三書1:1–4, 約翰三書1:3, 約翰三書1:4, 約翰三書1:5, 約翰三書1:5–8, 約翰三書1:6, 約翰三書1:7–8, 約翰三書1:9, 約翰三書1:9–12, 約翰三書1:11, 約翰三書1:12, 約翰三書1:13, 約翰三書1:13–15, 約翰三書1:14, 約翰三書1:15</w:t>
       </w:r>
       <w:r>
         <w:rPr>

--- a/zht/docx/64.content.docx
+++ b/zht/docx/64.content.docx
@@ -150,19 +150,6 @@
           <w:lang w:val="zh_TW" w:bidi="zh_TW"/>
         </w:rPr>
         <w:t>3JN</w:t>
-      </w:r>
-      <w:r>
-        <w:rPr>
-          <w:lang w:val="zh_TW" w:bidi="zh_TW"/>
-        </w:rPr>
-      </w:r>
-    </w:p>
-    <w:p>
-      <w:pPr/>
-      <w:r>
-        <w:rPr>
-          <w:lang w:val="zh_TW" w:bidi="zh_TW"/>
-        </w:rPr>
       </w:r>
       <w:r>
         <w:rPr>

--- a/zht/docx/64.content.docx
+++ b/zht/docx/64.content.docx
@@ -19,7 +19,7 @@
         <w:rPr>
           <w:lang w:val="zh_TW" w:bidi="zh_TW"/>
         </w:rPr>
-        <w:t>Resource: 研讀筆記 (Tyndale)</w:t>
+        <w:t>Resource: Tyndale Open Study Notes</w:t>
       </w:r>
       <w:r>
         <w:rPr>
@@ -112,7 +112,7 @@
         <w:rPr>
           <w:lang w:val="zh_TW" w:bidi="zh_TW"/>
         </w:rPr>
-        <w:t>研讀筆記 (Tyndale)</w:t>
+        <w:t>Tyndale Open Study Notes</w:t>
       </w:r>
     </w:p>
     <w:p>

--- a/zht/docx/64.content.docx
+++ b/zht/docx/64.content.docx
@@ -19,7 +19,7 @@
         <w:rPr>
           <w:lang w:val="zh_TW" w:bidi="zh_TW"/>
         </w:rPr>
-        <w:t>Resource: Tyndale Open Study Notes</w:t>
+        <w:t>Resource: Aquifer Open Study Notes</w:t>
       </w:r>
       <w:r>
         <w:rPr>
@@ -112,7 +112,7 @@
         <w:rPr>
           <w:lang w:val="zh_TW" w:bidi="zh_TW"/>
         </w:rPr>
-        <w:t>Tyndale Open Study Notes</w:t>
+        <w:t>Aquifer Open Study Notes</w:t>
       </w:r>
     </w:p>
     <w:p>

--- a/zht/docx/64.content.docx
+++ b/zht/docx/64.content.docx
@@ -280,60 +280,36 @@
         </w:rPr>
         <w:t>新約中有幾個名叫該猶的人（見</w:t>
       </w:r>
-      <w:hyperlink r:id="rId13">
-        <w:r>
-          <w:rPr>
-            <w:lang w:val="zh_TW" w:bidi="zh_TW"/>
-          </w:rPr>
-          <w:rPr>
-            <w:color w:val="0000EE"/>
-            <w:u w:val="single"/>
-          </w:rPr>
-          <w:t>徒19:29</w:t>
-        </w:r>
-      </w:hyperlink>
+      <w:r>
+        <w:rPr>
+          <w:lang w:val="zh_TW" w:bidi="zh_TW"/>
+        </w:rPr>
+        <w:t>徒19:29</w:t>
+      </w:r>
       <w:r>
         <w:rPr>
           <w:lang w:val="zh_TW" w:bidi="zh_TW"/>
         </w:rPr>
         <w:t>，</w:t>
       </w:r>
-      <w:hyperlink r:id="rId14">
-        <w:r>
-          <w:rPr>
-            <w:lang w:val="zh_TW" w:bidi="zh_TW"/>
-          </w:rPr>
-          <w:rPr>
-            <w:color w:val="0000EE"/>
-            <w:u w:val="single"/>
-          </w:rPr>
-          <w:t>20:4；</w:t>
-        </w:r>
-      </w:hyperlink>
-      <w:hyperlink r:id="rId15">
-        <w:r>
-          <w:rPr>
-            <w:lang w:val="zh_TW" w:bidi="zh_TW"/>
-          </w:rPr>
-          <w:rPr>
-            <w:color w:val="0000EE"/>
-            <w:u w:val="single"/>
-          </w:rPr>
-          <w:t>羅16:23；</w:t>
-        </w:r>
-      </w:hyperlink>
-      <w:hyperlink r:id="rId16">
-        <w:r>
-          <w:rPr>
-            <w:lang w:val="zh_TW" w:bidi="zh_TW"/>
-          </w:rPr>
-          <w:rPr>
-            <w:color w:val="0000EE"/>
-            <w:u w:val="single"/>
-          </w:rPr>
-          <w:t>林前1:14</w:t>
-        </w:r>
-      </w:hyperlink>
+      <w:r>
+        <w:rPr>
+          <w:lang w:val="zh_TW" w:bidi="zh_TW"/>
+        </w:rPr>
+        <w:t>20:4；</w:t>
+      </w:r>
+      <w:r>
+        <w:rPr>
+          <w:lang w:val="zh_TW" w:bidi="zh_TW"/>
+        </w:rPr>
+        <w:t>羅16:23；</w:t>
+      </w:r>
+      <w:r>
+        <w:rPr>
+          <w:lang w:val="zh_TW" w:bidi="zh_TW"/>
+        </w:rPr>
+        <w:t>林前1:14</w:t>
+      </w:r>
       <w:r>
         <w:rPr>
           <w:lang w:val="zh_TW" w:bidi="zh_TW"/>
@@ -453,36 +429,24 @@
         </w:rPr>
         <w:t>弟兄（有些譯本譯為「旅行教師（the traveling teachers）」）可能是約翰差派的使者，他們從一間教會到另一間教會，傳講福音並鼓勵信徒（見</w:t>
       </w:r>
-      <w:hyperlink r:id="rId17">
-        <w:r>
-          <w:rPr>
-            <w:lang w:val="zh_TW" w:bidi="zh_TW"/>
-          </w:rPr>
-          <w:rPr>
-            <w:color w:val="0000EE"/>
-            <w:u w:val="single"/>
-          </w:rPr>
-          <w:t>1:5</w:t>
-        </w:r>
-      </w:hyperlink>
+      <w:r>
+        <w:rPr>
+          <w:lang w:val="zh_TW" w:bidi="zh_TW"/>
+        </w:rPr>
+        <w:t>1:5</w:t>
+      </w:r>
       <w:r>
         <w:rPr>
           <w:lang w:val="zh_TW" w:bidi="zh_TW"/>
         </w:rPr>
         <w:t>、</w:t>
       </w:r>
-      <w:hyperlink r:id="rId18">
-        <w:r>
-          <w:rPr>
-            <w:lang w:val="zh_TW" w:bidi="zh_TW"/>
-          </w:rPr>
-          <w:rPr>
-            <w:color w:val="0000EE"/>
-            <w:u w:val="single"/>
-          </w:rPr>
-          <w:t>10</w:t>
-        </w:r>
-      </w:hyperlink>
+      <w:r>
+        <w:rPr>
+          <w:lang w:val="zh_TW" w:bidi="zh_TW"/>
+        </w:rPr>
+        <w:t>10</w:t>
+      </w:r>
       <w:r>
         <w:rPr>
           <w:lang w:val="zh_TW" w:bidi="zh_TW"/>
@@ -507,18 +471,12 @@
         </w:rPr>
         <w:t>你按真理而行：該猶忠於使徒所傳講的耶穌基督的福音。假教師否認耶穌基督道成肉身並為贖罪而犧牲的事實（參</w:t>
       </w:r>
-      <w:hyperlink r:id="rId19">
-        <w:r>
-          <w:rPr>
-            <w:lang w:val="zh_TW" w:bidi="zh_TW"/>
-          </w:rPr>
-          <w:rPr>
-            <w:color w:val="0000EE"/>
-            <w:u w:val="single"/>
-          </w:rPr>
-          <w:t>約壹4:1–3</w:t>
-        </w:r>
-      </w:hyperlink>
+      <w:r>
+        <w:rPr>
+          <w:lang w:val="zh_TW" w:bidi="zh_TW"/>
+        </w:rPr>
+        <w:t>約壹4:1–3</w:t>
+      </w:r>
       <w:r>
         <w:rPr>
           <w:lang w:val="zh_TW" w:bidi="zh_TW"/>
@@ -579,36 +537,24 @@
         </w:rPr>
         <w:t>（見</w:t>
       </w:r>
-      <w:hyperlink r:id="rId20">
-        <w:r>
-          <w:rPr>
-            <w:lang w:val="zh_TW" w:bidi="zh_TW"/>
-          </w:rPr>
-          <w:rPr>
-            <w:color w:val="0000EE"/>
-            <w:u w:val="single"/>
-          </w:rPr>
-          <w:t>約二1:1–4</w:t>
-        </w:r>
-      </w:hyperlink>
+      <w:r>
+        <w:rPr>
+          <w:lang w:val="zh_TW" w:bidi="zh_TW"/>
+        </w:rPr>
+        <w:t>約二1:1–4</w:t>
+      </w:r>
       <w:r>
         <w:rPr>
           <w:lang w:val="zh_TW" w:bidi="zh_TW"/>
         </w:rPr>
         <w:t>），約翰（在這裡）強調的是認識真理並按真理而行，這與丟特腓及其追隨者形成了對比（</w:t>
       </w:r>
-      <w:hyperlink r:id="rId21">
-        <w:r>
-          <w:rPr>
-            <w:lang w:val="zh_TW" w:bidi="zh_TW"/>
-          </w:rPr>
-          <w:rPr>
-            <w:color w:val="0000EE"/>
-            <w:u w:val="single"/>
-          </w:rPr>
-          <w:t>約三1:9</w:t>
-        </w:r>
-      </w:hyperlink>
+      <w:r>
+        <w:rPr>
+          <w:lang w:val="zh_TW" w:bidi="zh_TW"/>
+        </w:rPr>
+        <w:t>約三1:9</w:t>
+      </w:r>
       <w:r>
         <w:rPr>
           <w:lang w:val="zh_TW" w:bidi="zh_TW"/>
@@ -676,18 +622,12 @@
         </w:rPr>
         <w:t>更符合原希臘文字面意思）從一間教會到另一間教會，在使徒所傳講的基督教導上堅固眾人，該猶接待了（</w:t>
       </w:r>
-      <w:hyperlink r:id="rId22">
-        <w:r>
-          <w:rPr>
-            <w:lang w:val="zh_TW" w:bidi="zh_TW"/>
-          </w:rPr>
-          <w:rPr>
-            <w:color w:val="0000EE"/>
-            <w:u w:val="single"/>
-          </w:rPr>
-          <w:t>1:7–8</w:t>
-        </w:r>
-      </w:hyperlink>
+      <w:r>
+        <w:rPr>
+          <w:lang w:val="zh_TW" w:bidi="zh_TW"/>
+        </w:rPr>
+        <w:t>1:7–8</w:t>
+      </w:r>
       <w:r>
         <w:rPr>
           <w:lang w:val="zh_TW" w:bidi="zh_TW"/>
@@ -742,18 +682,12 @@
         </w:rPr>
         <w:t>約翰現在鼓勵該猶繼續支持自己所差派的旅行教師（</w:t>
       </w:r>
-      <w:hyperlink r:id="rId23">
-        <w:r>
-          <w:rPr>
-            <w:lang w:val="zh_TW" w:bidi="zh_TW"/>
-          </w:rPr>
-          <w:rPr>
-            <w:color w:val="0000EE"/>
-            <w:u w:val="single"/>
-          </w:rPr>
-          <w:t>1:3</w:t>
-        </w:r>
-      </w:hyperlink>
+      <w:r>
+        <w:rPr>
+          <w:lang w:val="zh_TW" w:bidi="zh_TW"/>
+        </w:rPr>
+        <w:t>1:3</w:t>
+      </w:r>
       <w:r>
         <w:rPr>
           <w:lang w:val="zh_TW" w:bidi="zh_TW"/>
@@ -808,54 +742,30 @@
         </w:rPr>
         <w:t>這裡所說的教會很可能位於以弗所，約翰當時可能就住在以弗所。以弗所是亞細亞省的重要港口城市，是羅馬帝國的第四大城市。它成為基督徒社群的重要城市（</w:t>
       </w:r>
-      <w:hyperlink r:id="rId24">
-        <w:r>
-          <w:rPr>
-            <w:lang w:val="zh_TW" w:bidi="zh_TW"/>
-          </w:rPr>
-          <w:rPr>
-            <w:color w:val="0000EE"/>
-            <w:u w:val="single"/>
-          </w:rPr>
-          <w:t>徒18:19–19:41；</w:t>
-        </w:r>
-      </w:hyperlink>
-      <w:hyperlink r:id="rId25">
-        <w:r>
-          <w:rPr>
-            <w:lang w:val="zh_TW" w:bidi="zh_TW"/>
-          </w:rPr>
-          <w:rPr>
-            <w:color w:val="0000EE"/>
-            <w:u w:val="single"/>
-          </w:rPr>
-          <w:t>提前1:3；</w:t>
-        </w:r>
-      </w:hyperlink>
-      <w:hyperlink r:id="rId26">
-        <w:r>
-          <w:rPr>
-            <w:lang w:val="zh_TW" w:bidi="zh_TW"/>
-          </w:rPr>
-          <w:rPr>
-            <w:color w:val="0000EE"/>
-            <w:u w:val="single"/>
-          </w:rPr>
-          <w:t>彼前1:1；</w:t>
-        </w:r>
-      </w:hyperlink>
-      <w:hyperlink r:id="rId27">
-        <w:r>
-          <w:rPr>
-            <w:lang w:val="zh_TW" w:bidi="zh_TW"/>
-          </w:rPr>
-          <w:rPr>
-            <w:color w:val="0000EE"/>
-            <w:u w:val="single"/>
-          </w:rPr>
-          <w:t>啟2:1–7</w:t>
-        </w:r>
-      </w:hyperlink>
+      <w:r>
+        <w:rPr>
+          <w:lang w:val="zh_TW" w:bidi="zh_TW"/>
+        </w:rPr>
+        <w:t>徒18:19–19:41；</w:t>
+      </w:r>
+      <w:r>
+        <w:rPr>
+          <w:lang w:val="zh_TW" w:bidi="zh_TW"/>
+        </w:rPr>
+        <w:t>提前1:3；</w:t>
+      </w:r>
+      <w:r>
+        <w:rPr>
+          <w:lang w:val="zh_TW" w:bidi="zh_TW"/>
+        </w:rPr>
+        <w:t>彼前1:1；</w:t>
+      </w:r>
+      <w:r>
+        <w:rPr>
+          <w:lang w:val="zh_TW" w:bidi="zh_TW"/>
+        </w:rPr>
+        <w:t>啟2:1–7</w:t>
+      </w:r>
       <w:r>
         <w:rPr>
           <w:lang w:val="zh_TW" w:bidi="zh_TW"/>
@@ -927,18 +837,12 @@
         </w:rPr>
         <w:t>代表了耶穌基督（見</w:t>
       </w:r>
-      <w:hyperlink r:id="rId28">
-        <w:r>
-          <w:rPr>
-            <w:lang w:val="zh_TW" w:bidi="zh_TW"/>
-          </w:rPr>
-          <w:rPr>
-            <w:color w:val="0000EE"/>
-            <w:u w:val="single"/>
-          </w:rPr>
-          <w:t>徒5:41</w:t>
-        </w:r>
-      </w:hyperlink>
+      <w:r>
+        <w:rPr>
+          <w:lang w:val="zh_TW" w:bidi="zh_TW"/>
+        </w:rPr>
+        <w:t>徒5:41</w:t>
+      </w:r>
       <w:r>
         <w:rPr>
           <w:lang w:val="zh_TW" w:bidi="zh_TW"/>
@@ -976,36 +880,24 @@
         </w:rPr>
         <w:t>而是完全依靠教會的支持。為獲得認可的旅行教師提供支持的基督徒，就在這些教師教導真理的事工上成為他們的同工（見</w:t>
       </w:r>
-      <w:hyperlink r:id="rId29">
-        <w:r>
-          <w:rPr>
-            <w:lang w:val="zh_TW" w:bidi="zh_TW"/>
-          </w:rPr>
-          <w:rPr>
-            <w:color w:val="0000EE"/>
-            <w:u w:val="single"/>
-          </w:rPr>
-          <w:t>太10:41–42</w:t>
-        </w:r>
-      </w:hyperlink>
+      <w:r>
+        <w:rPr>
+          <w:lang w:val="zh_TW" w:bidi="zh_TW"/>
+        </w:rPr>
+        <w:t>太10:41–42</w:t>
+      </w:r>
       <w:r>
         <w:rPr>
           <w:lang w:val="zh_TW" w:bidi="zh_TW"/>
         </w:rPr>
         <w:t>；</w:t>
       </w:r>
-      <w:hyperlink r:id="rId30">
-        <w:r>
-          <w:rPr>
-            <w:lang w:val="zh_TW" w:bidi="zh_TW"/>
-          </w:rPr>
-          <w:rPr>
-            <w:color w:val="0000EE"/>
-            <w:u w:val="single"/>
-          </w:rPr>
-          <w:t>腓4:15–19</w:t>
-        </w:r>
-      </w:hyperlink>
+      <w:r>
+        <w:rPr>
+          <w:lang w:val="zh_TW" w:bidi="zh_TW"/>
+        </w:rPr>
+        <w:t>腓4:15–19</w:t>
+      </w:r>
       <w:r>
         <w:rPr>
           <w:lang w:val="zh_TW" w:bidi="zh_TW"/>
@@ -1082,18 +974,12 @@
         </w:rPr>
         <w:t>丟特腓驕傲自大（參</w:t>
       </w:r>
-      <w:hyperlink r:id="rId31">
-        <w:r>
-          <w:rPr>
-            <w:lang w:val="zh_TW" w:bidi="zh_TW"/>
-          </w:rPr>
-          <w:rPr>
-            <w:color w:val="0000EE"/>
-            <w:u w:val="single"/>
-          </w:rPr>
-          <w:t>提前3:6</w:t>
-        </w:r>
-      </w:hyperlink>
+      <w:r>
+        <w:rPr>
+          <w:lang w:val="zh_TW" w:bidi="zh_TW"/>
+        </w:rPr>
+        <w:t>提前3:6</w:t>
+      </w:r>
       <w:r>
         <w:rPr>
           <w:lang w:val="zh_TW" w:bidi="zh_TW"/>
@@ -1118,30 +1004,18 @@
         </w:rPr>
         <w:t>拒絕與我們有任何關係（和合本譯為「不接待我們」）：約翰在《約翰一書》中處理的一個重要問題就是這樣的異議（見，例如，</w:t>
       </w:r>
-      <w:hyperlink r:id="rId32">
-        <w:r>
-          <w:rPr>
-            <w:lang w:val="zh_TW" w:bidi="zh_TW"/>
-          </w:rPr>
-          <w:rPr>
-            <w:color w:val="0000EE"/>
-            <w:u w:val="single"/>
-          </w:rPr>
-          <w:t>約壹2:19，</w:t>
-        </w:r>
-      </w:hyperlink>
-      <w:hyperlink r:id="rId33">
-        <w:r>
-          <w:rPr>
-            <w:lang w:val="zh_TW" w:bidi="zh_TW"/>
-          </w:rPr>
-          <w:rPr>
-            <w:color w:val="0000EE"/>
-            <w:u w:val="single"/>
-          </w:rPr>
-          <w:t>4:5–6</w:t>
-        </w:r>
-      </w:hyperlink>
+      <w:r>
+        <w:rPr>
+          <w:lang w:val="zh_TW" w:bidi="zh_TW"/>
+        </w:rPr>
+        <w:t>約壹2:19，</w:t>
+      </w:r>
+      <w:r>
+        <w:rPr>
+          <w:lang w:val="zh_TW" w:bidi="zh_TW"/>
+        </w:rPr>
+        <w:t>4:5–6</w:t>
+      </w:r>
       <w:r>
         <w:rPr>
           <w:lang w:val="zh_TW" w:bidi="zh_TW"/>
@@ -1244,18 +1118,12 @@
         </w:rPr>
         <w:t>行惡的：丟特腓未能遵循基督徒彼此相愛的原則，因而受到了譴責（</w:t>
       </w:r>
-      <w:hyperlink r:id="rId34">
-        <w:r>
-          <w:rPr>
-            <w:lang w:val="zh_TW" w:bidi="zh_TW"/>
-          </w:rPr>
-          <w:rPr>
-            <w:color w:val="0000EE"/>
-            <w:u w:val="single"/>
-          </w:rPr>
-          <w:t>約一3:10–14</w:t>
-        </w:r>
-      </w:hyperlink>
+      <w:r>
+        <w:rPr>
+          <w:lang w:val="zh_TW" w:bidi="zh_TW"/>
+        </w:rPr>
+        <w:t>約一3:10–14</w:t>
+      </w:r>
       <w:r>
         <w:rPr>
           <w:lang w:val="zh_TW" w:bidi="zh_TW"/>
@@ -1314,48 +1182,30 @@
         </w:rPr>
         <w:t>底米丟與丟特腓截然不同，他是一個認識真理並按真理而行的典範（</w:t>
       </w:r>
-      <w:hyperlink r:id="rId23">
-        <w:r>
-          <w:rPr>
-            <w:lang w:val="zh_TW" w:bidi="zh_TW"/>
-          </w:rPr>
-          <w:rPr>
-            <w:color w:val="0000EE"/>
-            <w:u w:val="single"/>
-          </w:rPr>
-          <w:t>1:3</w:t>
-        </w:r>
-      </w:hyperlink>
+      <w:r>
+        <w:rPr>
+          <w:lang w:val="zh_TW" w:bidi="zh_TW"/>
+        </w:rPr>
+        <w:t>1:3</w:t>
+      </w:r>
       <w:r>
         <w:rPr>
           <w:lang w:val="zh_TW" w:bidi="zh_TW"/>
         </w:rPr>
         <w:t>）。底米丟的名字出現在信的末尾，這暗示他就是把約翰的信帶給該猶之人（參</w:t>
       </w:r>
-      <w:hyperlink r:id="rId35">
-        <w:r>
-          <w:rPr>
-            <w:lang w:val="zh_TW" w:bidi="zh_TW"/>
-          </w:rPr>
-          <w:rPr>
-            <w:color w:val="0000EE"/>
-            <w:u w:val="single"/>
-          </w:rPr>
-          <w:t>西4:7–9；</w:t>
-        </w:r>
-      </w:hyperlink>
-      <w:hyperlink r:id="rId36">
-        <w:r>
-          <w:rPr>
-            <w:lang w:val="zh_TW" w:bidi="zh_TW"/>
-          </w:rPr>
-          <w:rPr>
-            <w:color w:val="0000EE"/>
-            <w:u w:val="single"/>
-          </w:rPr>
-          <w:t>彼前5:12</w:t>
-        </w:r>
-      </w:hyperlink>
+      <w:r>
+        <w:rPr>
+          <w:lang w:val="zh_TW" w:bidi="zh_TW"/>
+        </w:rPr>
+        <w:t>西4:7–9；</w:t>
+      </w:r>
+      <w:r>
+        <w:rPr>
+          <w:lang w:val="zh_TW" w:bidi="zh_TW"/>
+        </w:rPr>
+        <w:t>彼前5:12</w:t>
+      </w:r>
       <w:r>
         <w:rPr>
           <w:lang w:val="zh_TW" w:bidi="zh_TW"/>
@@ -1441,18 +1291,12 @@
         </w:rPr>
         <w:t>）：在古代，書寫通常用的是由蘆葦製成的筆和黑色碳墨（另見</w:t>
       </w:r>
-      <w:hyperlink r:id="rId37">
-        <w:r>
-          <w:rPr>
-            <w:lang w:val="zh_TW" w:bidi="zh_TW"/>
-          </w:rPr>
-          <w:rPr>
-            <w:color w:val="0000EE"/>
-            <w:u w:val="single"/>
-          </w:rPr>
-          <w:t>約貳1:12</w:t>
-        </w:r>
-      </w:hyperlink>
+      <w:r>
+        <w:rPr>
+          <w:lang w:val="zh_TW" w:bidi="zh_TW"/>
+        </w:rPr>
+        <w:t>約貳1:12</w:t>
+      </w:r>
       <w:r>
         <w:rPr>
           <w:lang w:val="zh_TW" w:bidi="zh_TW"/>
@@ -1568,18 +1412,12 @@
         </w:rPr>
         <w:t xml:space="preserve"> 另見</w:t>
       </w:r>
-      <w:hyperlink r:id="rId37">
-        <w:r>
-          <w:rPr>
-            <w:lang w:val="zh_TW" w:bidi="zh_TW"/>
-          </w:rPr>
-          <w:rPr>
-            <w:color w:val="0000EE"/>
-            <w:u w:val="single"/>
-          </w:rPr>
-          <w:t>約貳1:12</w:t>
-        </w:r>
-      </w:hyperlink>
+      <w:r>
+        <w:rPr>
+          <w:lang w:val="zh_TW" w:bidi="zh_TW"/>
+        </w:rPr>
+        <w:t>約貳1:12</w:t>
+      </w:r>
       <w:r>
         <w:rPr>
           <w:lang w:val="zh_TW" w:bidi="zh_TW"/>
@@ -1656,72 +1494,48 @@
         </w:rPr>
         <w:t>問你平安：這是猶太人之間的傳統問候（</w:t>
       </w:r>
-      <w:hyperlink r:id="rId38">
-        <w:r>
-          <w:rPr>
-            <w:lang w:val="zh_TW" w:bidi="zh_TW"/>
-          </w:rPr>
-          <w:rPr>
-            <w:color w:val="0000EE"/>
-            <w:u w:val="single"/>
-          </w:rPr>
-          <w:t>太10:12</w:t>
-        </w:r>
-      </w:hyperlink>
+      <w:r>
+        <w:rPr>
+          <w:lang w:val="zh_TW" w:bidi="zh_TW"/>
+        </w:rPr>
+        <w:t>太10:12</w:t>
+      </w:r>
       <w:r>
         <w:rPr>
           <w:lang w:val="zh_TW" w:bidi="zh_TW"/>
         </w:rPr>
         <w:t>；</w:t>
       </w:r>
-      <w:hyperlink r:id="rId39">
-        <w:r>
-          <w:rPr>
-            <w:lang w:val="zh_TW" w:bidi="zh_TW"/>
-          </w:rPr>
-          <w:rPr>
-            <w:color w:val="0000EE"/>
-            <w:u w:val="single"/>
-          </w:rPr>
-          <w:t>路10:5–6</w:t>
-        </w:r>
-      </w:hyperlink>
+      <w:r>
+        <w:rPr>
+          <w:lang w:val="zh_TW" w:bidi="zh_TW"/>
+        </w:rPr>
+        <w:t>路10:5–6</w:t>
+      </w:r>
       <w:r>
         <w:rPr>
           <w:lang w:val="zh_TW" w:bidi="zh_TW"/>
         </w:rPr>
         <w:t>），對基督徒來說它具有更深刻的含義，因為耶穌在復活後說了這句話（</w:t>
       </w:r>
-      <w:hyperlink r:id="rId40">
-        <w:r>
-          <w:rPr>
-            <w:lang w:val="zh_TW" w:bidi="zh_TW"/>
-          </w:rPr>
-          <w:rPr>
-            <w:color w:val="0000EE"/>
-            <w:u w:val="single"/>
-          </w:rPr>
-          <w:t>約20:19–21</w:t>
-        </w:r>
-      </w:hyperlink>
+      <w:r>
+        <w:rPr>
+          <w:lang w:val="zh_TW" w:bidi="zh_TW"/>
+        </w:rPr>
+        <w:t>約20:19–21</w:t>
+      </w:r>
       <w:r>
         <w:rPr>
           <w:lang w:val="zh_TW" w:bidi="zh_TW"/>
         </w:rPr>
         <w:t>、</w:t>
       </w:r>
-      <w:hyperlink r:id="rId41">
-        <w:r>
-          <w:rPr>
-            <w:lang w:val="zh_TW" w:bidi="zh_TW"/>
-          </w:rPr>
-          <w:rPr>
-            <w:color w:val="0000EE"/>
-            <w:u w:val="single"/>
-          </w:rPr>
-          <w:t>26</w:t>
-        </w:r>
-      </w:hyperlink>
+      <w:r>
+        <w:rPr>
+          <w:lang w:val="zh_TW" w:bidi="zh_TW"/>
+        </w:rPr>
+        <w:t>26</w:t>
+      </w:r>
       <w:r>
         <w:rPr>
           <w:lang w:val="zh_TW" w:bidi="zh_TW"/>
@@ -1746,18 +1560,12 @@
         </w:rPr>
         <w:t>請你替我按著姓名問眾位朋友安：該猶要問候眾位朋友——也就是那些接受使徒所講的福音並按真理而活之人（參</w:t>
       </w:r>
-      <w:hyperlink r:id="rId42">
-        <w:r>
-          <w:rPr>
-            <w:lang w:val="zh_TW" w:bidi="zh_TW"/>
-          </w:rPr>
-          <w:rPr>
-            <w:color w:val="0000EE"/>
-            <w:u w:val="single"/>
-          </w:rPr>
-          <w:t>約三1:3–4</w:t>
-        </w:r>
-      </w:hyperlink>
+      <w:r>
+        <w:rPr>
+          <w:lang w:val="zh_TW" w:bidi="zh_TW"/>
+        </w:rPr>
+        <w:t>約三1:3–4</w:t>
+      </w:r>
       <w:r>
         <w:rPr>
           <w:lang w:val="zh_TW" w:bidi="zh_TW"/>
